--- a/docs/phase4/ai-usage.docx
+++ b/docs/phase4/ai-usage.docx
@@ -449,6 +449,150 @@
             <w:pPr>
               <w:shd w:val="clear" w:color="auto" w:fill="FFFFFF"/>
               <w:suppressAutoHyphens w:val="0"/>
+              <w:spacing w:after="240" w:line="480" w:lineRule="auto"/>
+              <w:rPr>
+                <w:rFonts w:ascii="Times New Roman" w:eastAsia="Times New Roman" w:hAnsi="Times New Roman" w:cs="Times New Roman"/>
+                <w:color w:val="0F1115"/>
+                <w:kern w:val="0"/>
+                <w14:ligatures w14:val="none"/>
+              </w:rPr>
+            </w:pPr>
+            <w:r>
+              <w:rPr>
+                <w:rFonts w:ascii="Times New Roman" w:eastAsia="Times New Roman" w:hAnsi="Times New Roman" w:cs="Times New Roman"/>
+                <w:color w:val="0F1115"/>
+                <w:kern w:val="0"/>
+                <w14:ligatures w14:val="none"/>
+              </w:rPr>
+              <w:t>AI-</w:t>
+            </w:r>
+            <w:r>
+              <w:rPr>
+                <w:rFonts w:ascii="Times New Roman" w:eastAsia="Times New Roman" w:hAnsi="Times New Roman" w:cs="Times New Roman"/>
+                <w:color w:val="0F1115"/>
+                <w:kern w:val="0"/>
+                <w14:ligatures w14:val="none"/>
+              </w:rPr>
+              <w:t>used to help</w:t>
+            </w:r>
+            <w:r>
+              <w:rPr>
+                <w:rFonts w:ascii="Times New Roman" w:eastAsia="Times New Roman" w:hAnsi="Times New Roman" w:cs="Times New Roman"/>
+                <w:color w:val="0F1115"/>
+                <w:kern w:val="0"/>
+                <w14:ligatures w14:val="none"/>
+              </w:rPr>
+              <w:t>:</w:t>
+            </w:r>
+          </w:p>
+          <w:p>
+            <w:pPr>
+              <w:numPr>
+                <w:ilvl w:val="0"/>
+                <w:numId w:val="4"/>
+              </w:numPr>
+              <w:shd w:val="clear" w:color="auto" w:fill="FFFFFF"/>
+              <w:suppressAutoHyphens w:val="0"/>
+              <w:spacing w:after="0" w:line="480" w:lineRule="auto"/>
+              <w:rPr>
+                <w:rFonts w:ascii="Times New Roman" w:eastAsia="Times New Roman" w:hAnsi="Times New Roman" w:cs="Times New Roman"/>
+                <w:color w:val="0F1115"/>
+                <w:kern w:val="0"/>
+                <w14:ligatures w14:val="none"/>
+              </w:rPr>
+            </w:pPr>
+            <w:r>
+              <w:rPr>
+                <w:rFonts w:ascii="Times New Roman" w:eastAsia="Times New Roman" w:hAnsi="Times New Roman" w:cs="Times New Roman"/>
+                <w:color w:val="0F1115"/>
+                <w:kern w:val="0"/>
+                <w14:ligatures w14:val="none"/>
+              </w:rPr>
+              <w:t>Expanded Veryfi category mapping for automatic receipt categorization</w:t>
+            </w:r>
+            <w:r>
+              <w:rPr>
+                <w:rFonts w:ascii="Times New Roman" w:eastAsia="Times New Roman" w:hAnsi="Times New Roman" w:cs="Times New Roman"/>
+                <w:color w:val="0F1115"/>
+                <w:kern w:val="0"/>
+                <w14:ligatures w14:val="none"/>
+              </w:rPr>
+              <w:t>.</w:t>
+            </w:r>
+          </w:p>
+          <w:p>
+            <w:pPr>
+              <w:pStyle w:val="ds-markdown-paragraph"/>
+              <w:numPr>
+                <w:ilvl w:val="0"/>
+                <w:numId w:val="4"/>
+              </w:numPr>
+              <w:shd w:val="clear" w:color="auto" w:fill="FFFFFF"/>
+              <w:suppressAutoHyphens w:val="0"/>
+              <w:spacing w:beforeAutospacing="0" w:after="0" w:afterAutospacing="0" w:line="480" w:lineRule="auto"/>
+              <w:rPr>
+                <w:color w:val="0F1115"/>
+              </w:rPr>
+            </w:pPr>
+            <w:r>
+              <w:rPr>
+                <w:color w:val="0F1115"/>
+              </w:rPr>
+              <w:t xml:space="preserve">Help to correct </w:t>
+            </w:r>
+            <w:r>
+              <w:rPr>
+                <w:color w:val="0F1115"/>
+              </w:rPr>
+              <w:t>balance calculation in pagination to show total across all pages</w:t>
+            </w:r>
+            <w:r>
+              <w:rPr>
+                <w:color w:val="0F1115"/>
+              </w:rPr>
+              <w:t>.</w:t>
+            </w:r>
+          </w:p>
+          <w:p>
+            <w:pPr>
+              <w:numPr>
+                <w:ilvl w:val="0"/>
+                <w:numId w:val="4"/>
+              </w:numPr>
+              <w:shd w:val="clear" w:color="auto" w:fill="FFFFFF"/>
+              <w:suppressAutoHyphens w:val="0"/>
+              <w:spacing w:after="0" w:line="480" w:lineRule="auto"/>
+              <w:rPr>
+                <w:rFonts w:ascii="Times New Roman" w:eastAsia="Times New Roman" w:hAnsi="Times New Roman" w:cs="Times New Roman"/>
+                <w:color w:val="0F1115"/>
+                <w:kern w:val="0"/>
+                <w14:ligatures w14:val="none"/>
+              </w:rPr>
+            </w:pPr>
+            <w:r>
+              <w:rPr>
+                <w:rFonts w:ascii="Times New Roman" w:eastAsia="Times New Roman" w:hAnsi="Times New Roman" w:cs="Times New Roman"/>
+                <w:color w:val="0F1115"/>
+                <w:kern w:val="0"/>
+                <w14:ligatures w14:val="none"/>
+              </w:rPr>
+              <w:t>Reviewed grammar and formal language for professional presentation</w:t>
+            </w:r>
+            <w:r>
+              <w:rPr>
+                <w:rFonts w:ascii="Times New Roman" w:eastAsia="Times New Roman" w:hAnsi="Times New Roman" w:cs="Times New Roman"/>
+                <w:color w:val="0F1115"/>
+                <w:kern w:val="0"/>
+                <w14:ligatures w14:val="none"/>
+              </w:rPr>
+              <w:t>.</w:t>
+            </w:r>
+          </w:p>
+          <w:p>
+            <w:pPr>
+              <w:pStyle w:val="ListParagraph"/>
+              <w:shd w:val="clear" w:color="auto" w:fill="FFFFFF"/>
+              <w:suppressAutoHyphens w:val="0"/>
               <w:spacing w:after="0" w:line="240" w:lineRule="auto"/>
               <w:jc w:val="both"/>
               <w:rPr>
@@ -474,6 +618,15 @@
                 <w:rFonts w:ascii="Times New Roman" w:hAnsi="Times New Roman" w:cs="Times New Roman"/>
               </w:rPr>
             </w:pPr>
+          </w:p>
+          <w:p>
+            <w:pPr>
+              <w:spacing w:after="0" w:line="480" w:lineRule="auto"/>
+              <w:jc w:val="center"/>
+              <w:rPr>
+                <w:rFonts w:ascii="Times New Roman" w:hAnsi="Times New Roman" w:cs="Times New Roman"/>
+              </w:rPr>
+            </w:pPr>
             <w:r>
               <w:rPr>
                 <w:rFonts w:ascii="Times New Roman" w:hAnsi="Times New Roman" w:cs="Times New Roman"/>
@@ -495,6 +648,15 @@
           <w:tcPr>
             <w:tcW w:w="1889" w:type="dxa"/>
           </w:tcPr>
+          <w:p>
+            <w:pPr>
+              <w:spacing w:after="0" w:line="480" w:lineRule="auto"/>
+              <w:jc w:val="center"/>
+              <w:rPr>
+                <w:rFonts w:ascii="Times New Roman" w:hAnsi="Times New Roman" w:cs="Times New Roman"/>
+              </w:rPr>
+            </w:pPr>
+          </w:p>
           <w:p>
             <w:pPr>
               <w:spacing w:after="0" w:line="480" w:lineRule="auto"/>
@@ -551,6 +713,453 @@
 <file path=word/numbering.xml><?xml version="1.0" encoding="utf-8"?>
 <w:numbering xmlns:wpc="http://schemas.microsoft.com/office/word/2010/wordprocessingCanvas" xmlns:cx="http://schemas.microsoft.com/office/drawing/2014/chartex" xmlns:cx1="http://schemas.microsoft.com/office/drawing/2015/9/8/chartex" xmlns:cx2="http://schemas.microsoft.com/office/drawing/2015/10/21/chartex" xmlns:cx3="http://schemas.microsoft.com/office/drawing/2016/5/9/chartex" xmlns:cx4="http://schemas.microsoft.com/office/drawing/2016/5/10/chartex" xmlns:cx5="http://schemas.microsoft.com/office/drawing/2016/5/11/chartex" xmlns:cx6="http://schemas.microsoft.com/office/drawing/2016/5/12/chartex" xmlns:cx7="http://schemas.microsoft.com/office/drawing/2016/5/13/chartex" xmlns:cx8="http://schemas.microsoft.com/office/drawing/2016/5/14/chartex" xmlns:mc="http://schemas.openxmlformats.org/markup-compatibility/2006" xmlns:aink="http://schemas.microsoft.com/office/drawing/2016/ink" xmlns:am3d="http://schemas.microsoft.com/office/drawing/2017/model3d" xmlns:o="urn:schemas-microsoft-com:office:office" xmlns:oel="http://schemas.microsoft.com/office/2019/extlst" xmlns:r="http://schemas.openxmlformats.org/officeDocument/2006/relationships" xmlns:m="http://schemas.openxmlformats.org/officeDocument/2006/math" xmlns:v="urn:schemas-microsoft-com:vml" xmlns:wp14="http://schemas.microsoft.com/office/word/2010/wordprocessingDrawing" xmlns:wp="http://schemas.openxmlformats.org/drawingml/2006/wordprocessingDrawing" xmlns:w10="urn:schemas-microsoft-com:office:word" xmlns:w="http://schemas.openxmlformats.org/wordprocessingml/2006/main" xmlns:w14="http://schemas.microsoft.com/office/word/2010/wordml" xmlns:w15="http://schemas.microsoft.com/office/word/2012/wordml" xmlns:w16cex="http://schemas.microsoft.com/office/word/2018/wordml/cex" xmlns:w16cid="http://schemas.microsoft.com/office/word/2016/wordml/cid" xmlns:w16="http://schemas.microsoft.com/office/word/2018/wordml" xmlns:w16du="http://schemas.microsoft.com/office/word/2023/wordml/word16du" xmlns:w16sdtdh="http://schemas.microsoft.com/office/word/2020/wordml/sdtdatahash" xmlns:w16se="http://schemas.microsoft.com/office/word/2015/wordml/symex" xmlns:wpg="http://schemas.microsoft.com/office/word/2010/wordprocessingGroup" xmlns:wpi="http://schemas.microsoft.com/office/word/2010/wordprocessingInk" xmlns:wne="http://schemas.microsoft.com/office/word/2006/wordml" xmlns:wps="http://schemas.microsoft.com/office/word/2010/wordprocessingShape" mc:Ignorable="w14 w15 w16se w16cid w16 w16cex w16sdtdh w16du wp14">
   <w:abstractNum w:abstractNumId="0" w15:restartNumberingAfterBreak="0">
+    <w:nsid w:val="35CD3400"/>
+    <w:multiLevelType w:val="multilevel"/>
+    <w:tmpl w:val="525601DA"/>
+    <w:lvl w:ilvl="0">
+      <w:start w:val="1"/>
+      <w:numFmt w:val="bullet"/>
+      <w:lvlText w:val=""/>
+      <w:lvlJc w:val="left"/>
+      <w:pPr>
+        <w:tabs>
+          <w:tab w:val="num" w:pos="720"/>
+        </w:tabs>
+        <w:ind w:left="720" w:hanging="360"/>
+      </w:pPr>
+      <w:rPr>
+        <w:rFonts w:ascii="Symbol" w:hAnsi="Symbol" w:hint="default"/>
+        <w:sz w:val="20"/>
+      </w:rPr>
+    </w:lvl>
+    <w:lvl w:ilvl="1" w:tentative="1">
+      <w:start w:val="1"/>
+      <w:numFmt w:val="bullet"/>
+      <w:lvlText w:val="o"/>
+      <w:lvlJc w:val="left"/>
+      <w:pPr>
+        <w:tabs>
+          <w:tab w:val="num" w:pos="1440"/>
+        </w:tabs>
+        <w:ind w:left="1440" w:hanging="360"/>
+      </w:pPr>
+      <w:rPr>
+        <w:rFonts w:ascii="Courier New" w:hAnsi="Courier New" w:hint="default"/>
+        <w:sz w:val="20"/>
+      </w:rPr>
+    </w:lvl>
+    <w:lvl w:ilvl="2" w:tentative="1">
+      <w:start w:val="1"/>
+      <w:numFmt w:val="bullet"/>
+      <w:lvlText w:val=""/>
+      <w:lvlJc w:val="left"/>
+      <w:pPr>
+        <w:tabs>
+          <w:tab w:val="num" w:pos="2160"/>
+        </w:tabs>
+        <w:ind w:left="2160" w:hanging="360"/>
+      </w:pPr>
+      <w:rPr>
+        <w:rFonts w:ascii="Wingdings" w:hAnsi="Wingdings" w:hint="default"/>
+        <w:sz w:val="20"/>
+      </w:rPr>
+    </w:lvl>
+    <w:lvl w:ilvl="3" w:tentative="1">
+      <w:start w:val="1"/>
+      <w:numFmt w:val="bullet"/>
+      <w:lvlText w:val=""/>
+      <w:lvlJc w:val="left"/>
+      <w:pPr>
+        <w:tabs>
+          <w:tab w:val="num" w:pos="2880"/>
+        </w:tabs>
+        <w:ind w:left="2880" w:hanging="360"/>
+      </w:pPr>
+      <w:rPr>
+        <w:rFonts w:ascii="Wingdings" w:hAnsi="Wingdings" w:hint="default"/>
+        <w:sz w:val="20"/>
+      </w:rPr>
+    </w:lvl>
+    <w:lvl w:ilvl="4" w:tentative="1">
+      <w:start w:val="1"/>
+      <w:numFmt w:val="bullet"/>
+      <w:lvlText w:val=""/>
+      <w:lvlJc w:val="left"/>
+      <w:pPr>
+        <w:tabs>
+          <w:tab w:val="num" w:pos="3600"/>
+        </w:tabs>
+        <w:ind w:left="3600" w:hanging="360"/>
+      </w:pPr>
+      <w:rPr>
+        <w:rFonts w:ascii="Wingdings" w:hAnsi="Wingdings" w:hint="default"/>
+        <w:sz w:val="20"/>
+      </w:rPr>
+    </w:lvl>
+    <w:lvl w:ilvl="5" w:tentative="1">
+      <w:start w:val="1"/>
+      <w:numFmt w:val="bullet"/>
+      <w:lvlText w:val=""/>
+      <w:lvlJc w:val="left"/>
+      <w:pPr>
+        <w:tabs>
+          <w:tab w:val="num" w:pos="4320"/>
+        </w:tabs>
+        <w:ind w:left="4320" w:hanging="360"/>
+      </w:pPr>
+      <w:rPr>
+        <w:rFonts w:ascii="Wingdings" w:hAnsi="Wingdings" w:hint="default"/>
+        <w:sz w:val="20"/>
+      </w:rPr>
+    </w:lvl>
+    <w:lvl w:ilvl="6" w:tentative="1">
+      <w:start w:val="1"/>
+      <w:numFmt w:val="bullet"/>
+      <w:lvlText w:val=""/>
+      <w:lvlJc w:val="left"/>
+      <w:pPr>
+        <w:tabs>
+          <w:tab w:val="num" w:pos="5040"/>
+        </w:tabs>
+        <w:ind w:left="5040" w:hanging="360"/>
+      </w:pPr>
+      <w:rPr>
+        <w:rFonts w:ascii="Wingdings" w:hAnsi="Wingdings" w:hint="default"/>
+        <w:sz w:val="20"/>
+      </w:rPr>
+    </w:lvl>
+    <w:lvl w:ilvl="7" w:tentative="1">
+      <w:start w:val="1"/>
+      <w:numFmt w:val="bullet"/>
+      <w:lvlText w:val=""/>
+      <w:lvlJc w:val="left"/>
+      <w:pPr>
+        <w:tabs>
+          <w:tab w:val="num" w:pos="5760"/>
+        </w:tabs>
+        <w:ind w:left="5760" w:hanging="360"/>
+      </w:pPr>
+      <w:rPr>
+        <w:rFonts w:ascii="Wingdings" w:hAnsi="Wingdings" w:hint="default"/>
+        <w:sz w:val="20"/>
+      </w:rPr>
+    </w:lvl>
+    <w:lvl w:ilvl="8" w:tentative="1">
+      <w:start w:val="1"/>
+      <w:numFmt w:val="bullet"/>
+      <w:lvlText w:val=""/>
+      <w:lvlJc w:val="left"/>
+      <w:pPr>
+        <w:tabs>
+          <w:tab w:val="num" w:pos="6480"/>
+        </w:tabs>
+        <w:ind w:left="6480" w:hanging="360"/>
+      </w:pPr>
+      <w:rPr>
+        <w:rFonts w:ascii="Wingdings" w:hAnsi="Wingdings" w:hint="default"/>
+        <w:sz w:val="20"/>
+      </w:rPr>
+    </w:lvl>
+  </w:abstractNum>
+  <w:abstractNum w:abstractNumId="1" w15:restartNumberingAfterBreak="0">
+    <w:nsid w:val="45FC25AD"/>
+    <w:multiLevelType w:val="multilevel"/>
+    <w:tmpl w:val="2D104956"/>
+    <w:lvl w:ilvl="0">
+      <w:start w:val="1"/>
+      <w:numFmt w:val="bullet"/>
+      <w:lvlText w:val=""/>
+      <w:lvlJc w:val="left"/>
+      <w:pPr>
+        <w:tabs>
+          <w:tab w:val="num" w:pos="720"/>
+        </w:tabs>
+        <w:ind w:left="720" w:hanging="360"/>
+      </w:pPr>
+      <w:rPr>
+        <w:rFonts w:ascii="Symbol" w:hAnsi="Symbol" w:hint="default"/>
+        <w:sz w:val="20"/>
+      </w:rPr>
+    </w:lvl>
+    <w:lvl w:ilvl="1" w:tentative="1">
+      <w:start w:val="1"/>
+      <w:numFmt w:val="bullet"/>
+      <w:lvlText w:val="o"/>
+      <w:lvlJc w:val="left"/>
+      <w:pPr>
+        <w:tabs>
+          <w:tab w:val="num" w:pos="1440"/>
+        </w:tabs>
+        <w:ind w:left="1440" w:hanging="360"/>
+      </w:pPr>
+      <w:rPr>
+        <w:rFonts w:ascii="Courier New" w:hAnsi="Courier New" w:hint="default"/>
+        <w:sz w:val="20"/>
+      </w:rPr>
+    </w:lvl>
+    <w:lvl w:ilvl="2" w:tentative="1">
+      <w:start w:val="1"/>
+      <w:numFmt w:val="bullet"/>
+      <w:lvlText w:val=""/>
+      <w:lvlJc w:val="left"/>
+      <w:pPr>
+        <w:tabs>
+          <w:tab w:val="num" w:pos="2160"/>
+        </w:tabs>
+        <w:ind w:left="2160" w:hanging="360"/>
+      </w:pPr>
+      <w:rPr>
+        <w:rFonts w:ascii="Wingdings" w:hAnsi="Wingdings" w:hint="default"/>
+        <w:sz w:val="20"/>
+      </w:rPr>
+    </w:lvl>
+    <w:lvl w:ilvl="3" w:tentative="1">
+      <w:start w:val="1"/>
+      <w:numFmt w:val="bullet"/>
+      <w:lvlText w:val=""/>
+      <w:lvlJc w:val="left"/>
+      <w:pPr>
+        <w:tabs>
+          <w:tab w:val="num" w:pos="2880"/>
+        </w:tabs>
+        <w:ind w:left="2880" w:hanging="360"/>
+      </w:pPr>
+      <w:rPr>
+        <w:rFonts w:ascii="Wingdings" w:hAnsi="Wingdings" w:hint="default"/>
+        <w:sz w:val="20"/>
+      </w:rPr>
+    </w:lvl>
+    <w:lvl w:ilvl="4" w:tentative="1">
+      <w:start w:val="1"/>
+      <w:numFmt w:val="bullet"/>
+      <w:lvlText w:val=""/>
+      <w:lvlJc w:val="left"/>
+      <w:pPr>
+        <w:tabs>
+          <w:tab w:val="num" w:pos="3600"/>
+        </w:tabs>
+        <w:ind w:left="3600" w:hanging="360"/>
+      </w:pPr>
+      <w:rPr>
+        <w:rFonts w:ascii="Wingdings" w:hAnsi="Wingdings" w:hint="default"/>
+        <w:sz w:val="20"/>
+      </w:rPr>
+    </w:lvl>
+    <w:lvl w:ilvl="5" w:tentative="1">
+      <w:start w:val="1"/>
+      <w:numFmt w:val="bullet"/>
+      <w:lvlText w:val=""/>
+      <w:lvlJc w:val="left"/>
+      <w:pPr>
+        <w:tabs>
+          <w:tab w:val="num" w:pos="4320"/>
+        </w:tabs>
+        <w:ind w:left="4320" w:hanging="360"/>
+      </w:pPr>
+      <w:rPr>
+        <w:rFonts w:ascii="Wingdings" w:hAnsi="Wingdings" w:hint="default"/>
+        <w:sz w:val="20"/>
+      </w:rPr>
+    </w:lvl>
+    <w:lvl w:ilvl="6" w:tentative="1">
+      <w:start w:val="1"/>
+      <w:numFmt w:val="bullet"/>
+      <w:lvlText w:val=""/>
+      <w:lvlJc w:val="left"/>
+      <w:pPr>
+        <w:tabs>
+          <w:tab w:val="num" w:pos="5040"/>
+        </w:tabs>
+        <w:ind w:left="5040" w:hanging="360"/>
+      </w:pPr>
+      <w:rPr>
+        <w:rFonts w:ascii="Wingdings" w:hAnsi="Wingdings" w:hint="default"/>
+        <w:sz w:val="20"/>
+      </w:rPr>
+    </w:lvl>
+    <w:lvl w:ilvl="7" w:tentative="1">
+      <w:start w:val="1"/>
+      <w:numFmt w:val="bullet"/>
+      <w:lvlText w:val=""/>
+      <w:lvlJc w:val="left"/>
+      <w:pPr>
+        <w:tabs>
+          <w:tab w:val="num" w:pos="5760"/>
+        </w:tabs>
+        <w:ind w:left="5760" w:hanging="360"/>
+      </w:pPr>
+      <w:rPr>
+        <w:rFonts w:ascii="Wingdings" w:hAnsi="Wingdings" w:hint="default"/>
+        <w:sz w:val="20"/>
+      </w:rPr>
+    </w:lvl>
+    <w:lvl w:ilvl="8" w:tentative="1">
+      <w:start w:val="1"/>
+      <w:numFmt w:val="bullet"/>
+      <w:lvlText w:val=""/>
+      <w:lvlJc w:val="left"/>
+      <w:pPr>
+        <w:tabs>
+          <w:tab w:val="num" w:pos="6480"/>
+        </w:tabs>
+        <w:ind w:left="6480" w:hanging="360"/>
+      </w:pPr>
+      <w:rPr>
+        <w:rFonts w:ascii="Wingdings" w:hAnsi="Wingdings" w:hint="default"/>
+        <w:sz w:val="20"/>
+      </w:rPr>
+    </w:lvl>
+  </w:abstractNum>
+  <w:abstractNum w:abstractNumId="2" w15:restartNumberingAfterBreak="0">
+    <w:nsid w:val="4BD33515"/>
+    <w:multiLevelType w:val="multilevel"/>
+    <w:tmpl w:val="4FC01354"/>
+    <w:lvl w:ilvl="0">
+      <w:start w:val="1"/>
+      <w:numFmt w:val="bullet"/>
+      <w:lvlText w:val=""/>
+      <w:lvlJc w:val="left"/>
+      <w:pPr>
+        <w:tabs>
+          <w:tab w:val="num" w:pos="720"/>
+        </w:tabs>
+        <w:ind w:left="720" w:hanging="360"/>
+      </w:pPr>
+      <w:rPr>
+        <w:rFonts w:ascii="Symbol" w:hAnsi="Symbol" w:hint="default"/>
+        <w:sz w:val="20"/>
+      </w:rPr>
+    </w:lvl>
+    <w:lvl w:ilvl="1" w:tentative="1">
+      <w:start w:val="1"/>
+      <w:numFmt w:val="bullet"/>
+      <w:lvlText w:val="o"/>
+      <w:lvlJc w:val="left"/>
+      <w:pPr>
+        <w:tabs>
+          <w:tab w:val="num" w:pos="1440"/>
+        </w:tabs>
+        <w:ind w:left="1440" w:hanging="360"/>
+      </w:pPr>
+      <w:rPr>
+        <w:rFonts w:ascii="Courier New" w:hAnsi="Courier New" w:hint="default"/>
+        <w:sz w:val="20"/>
+      </w:rPr>
+    </w:lvl>
+    <w:lvl w:ilvl="2" w:tentative="1">
+      <w:start w:val="1"/>
+      <w:numFmt w:val="bullet"/>
+      <w:lvlText w:val=""/>
+      <w:lvlJc w:val="left"/>
+      <w:pPr>
+        <w:tabs>
+          <w:tab w:val="num" w:pos="2160"/>
+        </w:tabs>
+        <w:ind w:left="2160" w:hanging="360"/>
+      </w:pPr>
+      <w:rPr>
+        <w:rFonts w:ascii="Wingdings" w:hAnsi="Wingdings" w:hint="default"/>
+        <w:sz w:val="20"/>
+      </w:rPr>
+    </w:lvl>
+    <w:lvl w:ilvl="3" w:tentative="1">
+      <w:start w:val="1"/>
+      <w:numFmt w:val="bullet"/>
+      <w:lvlText w:val=""/>
+      <w:lvlJc w:val="left"/>
+      <w:pPr>
+        <w:tabs>
+          <w:tab w:val="num" w:pos="2880"/>
+        </w:tabs>
+        <w:ind w:left="2880" w:hanging="360"/>
+      </w:pPr>
+      <w:rPr>
+        <w:rFonts w:ascii="Wingdings" w:hAnsi="Wingdings" w:hint="default"/>
+        <w:sz w:val="20"/>
+      </w:rPr>
+    </w:lvl>
+    <w:lvl w:ilvl="4" w:tentative="1">
+      <w:start w:val="1"/>
+      <w:numFmt w:val="bullet"/>
+      <w:lvlText w:val=""/>
+      <w:lvlJc w:val="left"/>
+      <w:pPr>
+        <w:tabs>
+          <w:tab w:val="num" w:pos="3600"/>
+        </w:tabs>
+        <w:ind w:left="3600" w:hanging="360"/>
+      </w:pPr>
+      <w:rPr>
+        <w:rFonts w:ascii="Wingdings" w:hAnsi="Wingdings" w:hint="default"/>
+        <w:sz w:val="20"/>
+      </w:rPr>
+    </w:lvl>
+    <w:lvl w:ilvl="5" w:tentative="1">
+      <w:start w:val="1"/>
+      <w:numFmt w:val="bullet"/>
+      <w:lvlText w:val=""/>
+      <w:lvlJc w:val="left"/>
+      <w:pPr>
+        <w:tabs>
+          <w:tab w:val="num" w:pos="4320"/>
+        </w:tabs>
+        <w:ind w:left="4320" w:hanging="360"/>
+      </w:pPr>
+      <w:rPr>
+        <w:rFonts w:ascii="Wingdings" w:hAnsi="Wingdings" w:hint="default"/>
+        <w:sz w:val="20"/>
+      </w:rPr>
+    </w:lvl>
+    <w:lvl w:ilvl="6" w:tentative="1">
+      <w:start w:val="1"/>
+      <w:numFmt w:val="bullet"/>
+      <w:lvlText w:val=""/>
+      <w:lvlJc w:val="left"/>
+      <w:pPr>
+        <w:tabs>
+          <w:tab w:val="num" w:pos="5040"/>
+        </w:tabs>
+        <w:ind w:left="5040" w:hanging="360"/>
+      </w:pPr>
+      <w:rPr>
+        <w:rFonts w:ascii="Wingdings" w:hAnsi="Wingdings" w:hint="default"/>
+        <w:sz w:val="20"/>
+      </w:rPr>
+    </w:lvl>
+    <w:lvl w:ilvl="7" w:tentative="1">
+      <w:start w:val="1"/>
+      <w:numFmt w:val="bullet"/>
+      <w:lvlText w:val=""/>
+      <w:lvlJc w:val="left"/>
+      <w:pPr>
+        <w:tabs>
+          <w:tab w:val="num" w:pos="5760"/>
+        </w:tabs>
+        <w:ind w:left="5760" w:hanging="360"/>
+      </w:pPr>
+      <w:rPr>
+        <w:rFonts w:ascii="Wingdings" w:hAnsi="Wingdings" w:hint="default"/>
+        <w:sz w:val="20"/>
+      </w:rPr>
+    </w:lvl>
+    <w:lvl w:ilvl="8" w:tentative="1">
+      <w:start w:val="1"/>
+      <w:numFmt w:val="bullet"/>
+      <w:lvlText w:val=""/>
+      <w:lvlJc w:val="left"/>
+      <w:pPr>
+        <w:tabs>
+          <w:tab w:val="num" w:pos="6480"/>
+        </w:tabs>
+        <w:ind w:left="6480" w:hanging="360"/>
+      </w:pPr>
+      <w:rPr>
+        <w:rFonts w:ascii="Wingdings" w:hAnsi="Wingdings" w:hint="default"/>
+        <w:sz w:val="20"/>
+      </w:rPr>
+    </w:lvl>
+  </w:abstractNum>
+  <w:abstractNum w:abstractNumId="3" w15:restartNumberingAfterBreak="0">
     <w:nsid w:val="6D313A38"/>
     <w:multiLevelType w:val="multilevel"/>
     <w:tmpl w:val="6846DA50"/>
@@ -672,7 +1281,7 @@
       </w:pPr>
     </w:lvl>
   </w:abstractNum>
-  <w:abstractNum w:abstractNumId="1" w15:restartNumberingAfterBreak="0">
+  <w:abstractNum w:abstractNumId="4" w15:restartNumberingAfterBreak="0">
     <w:nsid w:val="7A1134CE"/>
     <w:multiLevelType w:val="multilevel"/>
     <w:tmpl w:val="F9E8EA84"/>
@@ -812,10 +1421,19 @@
     </w:lvl>
   </w:abstractNum>
   <w:num w:numId="1" w16cid:durableId="1705866948">
+    <w:abstractNumId w:val="4"/>
+  </w:num>
+  <w:num w:numId="2" w16cid:durableId="1754006339">
+    <w:abstractNumId w:val="3"/>
+  </w:num>
+  <w:num w:numId="3" w16cid:durableId="921570065">
+    <w:abstractNumId w:val="0"/>
+  </w:num>
+  <w:num w:numId="4" w16cid:durableId="1610310051">
     <w:abstractNumId w:val="1"/>
   </w:num>
-  <w:num w:numId="2" w16cid:durableId="1754006339">
-    <w:abstractNumId w:val="0"/>
+  <w:num w:numId="5" w16cid:durableId="2034644382">
+    <w:abstractNumId w:val="2"/>
   </w:num>
 </w:numbering>
 </file>

--- a/docs/phase4/ai-usage.docx
+++ b/docs/phase4/ai-usage.docx
@@ -704,11 +704,16 @@
           <w:p>
             <w:pPr>
               <w:spacing w:after="0" w:line="480" w:lineRule="auto"/>
-              <w:jc w:val="center"/>
-              <w:rPr>
-                <w:rFonts w:ascii="Times New Roman" w:hAnsi="Times New Roman" w:cs="Times New Roman"/>
-              </w:rPr>
-            </w:pPr>
+              <w:rPr>
+                <w:rFonts w:ascii="Times New Roman" w:hAnsi="Times New Roman" w:cs="Times New Roman"/>
+              </w:rPr>
+            </w:pPr>
+            <w:r>
+              <w:rPr>
+                <w:rFonts w:ascii="Times New Roman" w:hAnsi="Times New Roman" w:cs="Times New Roman"/>
+              </w:rPr>
+              <w:t>In this project, I used AI (ChatGPT &amp; Perplexity.ai) to double-check CSS styling and HTML code, as I am less familiar with front-end development than I am with database/server code.</w:t>
+            </w:r>
           </w:p>
         </w:tc>
       </w:tr>

--- a/docs/phase4/ai-usage.docx
+++ b/docs/phase4/ai-usage.docx
@@ -1,6 +1,6 @@
 
 <file path=word/document.xml><?xml version="1.0" encoding="utf-8"?>
-<w:document xmlns:wpc="http://schemas.microsoft.com/office/word/2010/wordprocessingCanvas" xmlns:cx="http://schemas.microsoft.com/office/drawing/2014/chartex" xmlns:cx1="http://schemas.microsoft.com/office/drawing/2015/9/8/chartex" xmlns:cx2="http://schemas.microsoft.com/office/drawing/2015/10/21/chartex" xmlns:cx3="http://schemas.microsoft.com/office/drawing/2016/5/9/chartex" xmlns:cx4="http://schemas.microsoft.com/office/drawing/2016/5/10/chartex" xmlns:cx5="http://schemas.microsoft.com/office/drawing/2016/5/11/chartex" xmlns:cx6="http://schemas.microsoft.com/office/drawing/2016/5/12/chartex" xmlns:cx7="http://schemas.microsoft.com/office/drawing/2016/5/13/chartex" xmlns:cx8="http://schemas.microsoft.com/office/drawing/2016/5/14/chartex" xmlns:mc="http://schemas.openxmlformats.org/markup-compatibility/2006" xmlns:aink="http://schemas.microsoft.com/office/drawing/2016/ink" xmlns:am3d="http://schemas.microsoft.com/office/drawing/2017/model3d" xmlns:o="urn:schemas-microsoft-com:office:office" xmlns:oel="http://schemas.microsoft.com/office/2019/extlst" xmlns:r="http://schemas.openxmlformats.org/officeDocument/2006/relationships" xmlns:m="http://schemas.openxmlformats.org/officeDocument/2006/math" xmlns:v="urn:schemas-microsoft-com:vml" xmlns:wp14="http://schemas.microsoft.com/office/word/2010/wordprocessingDrawing" xmlns:wp="http://schemas.openxmlformats.org/drawingml/2006/wordprocessingDrawing" xmlns:w10="urn:schemas-microsoft-com:office:word" xmlns:w="http://schemas.openxmlformats.org/wordprocessingml/2006/main" xmlns:w14="http://schemas.microsoft.com/office/word/2010/wordml" xmlns:w15="http://schemas.microsoft.com/office/word/2012/wordml" xmlns:w16cex="http://schemas.microsoft.com/office/word/2018/wordml/cex" xmlns:w16cid="http://schemas.microsoft.com/office/word/2016/wordml/cid" xmlns:w16="http://schemas.microsoft.com/office/word/2018/wordml" xmlns:w16du="http://schemas.microsoft.com/office/word/2023/wordml/word16du" xmlns:w16sdtdh="http://schemas.microsoft.com/office/word/2020/wordml/sdtdatahash" xmlns:w16sdtfl="http://schemas.microsoft.com/office/word/2024/wordml/sdtformatlock" xmlns:w16se="http://schemas.microsoft.com/office/word/2015/wordml/symex" xmlns:wpg="http://schemas.microsoft.com/office/word/2010/wordprocessingGroup" xmlns:wpi="http://schemas.microsoft.com/office/word/2010/wordprocessingInk" xmlns:wne="http://schemas.microsoft.com/office/word/2006/wordml" xmlns:wps="http://schemas.microsoft.com/office/word/2010/wordprocessingShape" mc:Ignorable="w14 w15 w16se w16cid w16 w16cex w16sdtdh w16sdtfl w16du wp14">
+<w:document xmlns:wpc="http://schemas.microsoft.com/office/word/2010/wordprocessingCanvas" xmlns:cx="http://schemas.microsoft.com/office/drawing/2014/chartex" xmlns:cx1="http://schemas.microsoft.com/office/drawing/2015/9/8/chartex" xmlns:cx2="http://schemas.microsoft.com/office/drawing/2015/10/21/chartex" xmlns:cx3="http://schemas.microsoft.com/office/drawing/2016/5/9/chartex" xmlns:cx4="http://schemas.microsoft.com/office/drawing/2016/5/10/chartex" xmlns:cx5="http://schemas.microsoft.com/office/drawing/2016/5/11/chartex" xmlns:cx6="http://schemas.microsoft.com/office/drawing/2016/5/12/chartex" xmlns:cx7="http://schemas.microsoft.com/office/drawing/2016/5/13/chartex" xmlns:cx8="http://schemas.microsoft.com/office/drawing/2016/5/14/chartex" xmlns:mc="http://schemas.openxmlformats.org/markup-compatibility/2006" xmlns:aink="http://schemas.microsoft.com/office/drawing/2016/ink" xmlns:am3d="http://schemas.microsoft.com/office/drawing/2017/model3d" xmlns:o="urn:schemas-microsoft-com:office:office" xmlns:oel="http://schemas.microsoft.com/office/2019/extlst" xmlns:r="http://schemas.openxmlformats.org/officeDocument/2006/relationships" xmlns:m="http://schemas.openxmlformats.org/officeDocument/2006/math" xmlns:v="urn:schemas-microsoft-com:vml" xmlns:wp14="http://schemas.microsoft.com/office/word/2010/wordprocessingDrawing" xmlns:wp="http://schemas.openxmlformats.org/drawingml/2006/wordprocessingDrawing" xmlns:w10="urn:schemas-microsoft-com:office:word" xmlns:w="http://schemas.openxmlformats.org/wordprocessingml/2006/main" xmlns:w14="http://schemas.microsoft.com/office/word/2010/wordml" xmlns:w15="http://schemas.microsoft.com/office/word/2012/wordml" xmlns:w16cex="http://schemas.microsoft.com/office/word/2018/wordml/cex" xmlns:w16cid="http://schemas.microsoft.com/office/word/2016/wordml/cid" xmlns:w16="http://schemas.microsoft.com/office/word/2018/wordml" xmlns:w16du="http://schemas.microsoft.com/office/word/2023/wordml/word16du" xmlns:w16sdtdh="http://schemas.microsoft.com/office/word/2020/wordml/sdtdatahash" xmlns:w16se="http://schemas.microsoft.com/office/word/2015/wordml/symex" xmlns:wpg="http://schemas.microsoft.com/office/word/2010/wordprocessingGroup" xmlns:wpi="http://schemas.microsoft.com/office/word/2010/wordprocessingInk" xmlns:wne="http://schemas.microsoft.com/office/word/2006/wordml" xmlns:wps="http://schemas.microsoft.com/office/word/2010/wordprocessingShape" mc:Ignorable="w14 w15 w16se w16cid w16 w16cex w16sdtdh w16du wp14">
   <w:body>
     <w:p>
       <w:pPr>
@@ -387,21 +387,7 @@
               <w:rPr>
                 <w:rFonts w:ascii="Times New Roman" w:hAnsi="Times New Roman" w:cs="Times New Roman"/>
               </w:rPr>
-              <w:t xml:space="preserve">I used AI to help me write the budget </w:t>
-            </w:r>
-            <w:proofErr w:type="spellStart"/>
-            <w:r>
-              <w:rPr>
-                <w:rFonts w:ascii="Times New Roman" w:hAnsi="Times New Roman" w:cs="Times New Roman"/>
-              </w:rPr>
-              <w:t>js</w:t>
-            </w:r>
-            <w:proofErr w:type="spellEnd"/>
-            <w:r>
-              <w:rPr>
-                <w:rFonts w:ascii="Times New Roman" w:hAnsi="Times New Roman" w:cs="Times New Roman"/>
-              </w:rPr>
-              <w:t xml:space="preserve"> file and help with creating the program for DB. I used it for debugging when the program would not run and see what suggestions AI would have to fix the problems.</w:t>
+              <w:t>I used AI to help me write the budget js file and help with creating the program for DB. I used it for debugging when the program would not run and see what suggestions AI would have to fix the problems.</w:t>
             </w:r>
           </w:p>
         </w:tc>
@@ -430,28 +416,12 @@
                 <w:rFonts w:ascii="Times New Roman" w:hAnsi="Times New Roman" w:cs="Times New Roman"/>
               </w:rPr>
             </w:pPr>
-            <w:proofErr w:type="spellStart"/>
             <w:r>
               <w:rPr>
                 <w:rFonts w:ascii="Times New Roman" w:eastAsia="Aptos" w:hAnsi="Times New Roman" w:cs="Times New Roman"/>
               </w:rPr>
-              <w:t>Roumaysae</w:t>
+              <w:t>Roumaysae Jerari</w:t>
             </w:r>
-            <w:proofErr w:type="spellEnd"/>
-            <w:r>
-              <w:rPr>
-                <w:rFonts w:ascii="Times New Roman" w:eastAsia="Aptos" w:hAnsi="Times New Roman" w:cs="Times New Roman"/>
-              </w:rPr>
-              <w:t xml:space="preserve"> </w:t>
-            </w:r>
-            <w:proofErr w:type="spellStart"/>
-            <w:r>
-              <w:rPr>
-                <w:rFonts w:ascii="Times New Roman" w:eastAsia="Aptos" w:hAnsi="Times New Roman" w:cs="Times New Roman"/>
-              </w:rPr>
-              <w:t>Jerari</w:t>
-            </w:r>
-            <w:proofErr w:type="spellEnd"/>
           </w:p>
         </w:tc>
         <w:tc>
@@ -487,6 +457,19 @@
           <w:tcPr>
             <w:tcW w:w="6841" w:type="dxa"/>
           </w:tcPr>
+          <w:p>
+            <w:pPr>
+              <w:shd w:val="clear" w:color="auto" w:fill="FFFFFF"/>
+              <w:suppressAutoHyphens w:val="0"/>
+              <w:spacing w:after="240" w:line="480" w:lineRule="auto"/>
+              <w:rPr>
+                <w:rFonts w:ascii="Times New Roman" w:eastAsia="Times New Roman" w:hAnsi="Times New Roman" w:cs="Times New Roman"/>
+                <w:color w:val="0F1115"/>
+                <w:kern w:val="0"/>
+                <w14:ligatures w14:val="none"/>
+              </w:rPr>
+            </w:pPr>
+          </w:p>
           <w:p>
             <w:pPr>
               <w:shd w:val="clear" w:color="auto" w:fill="FFFFFF"/>
@@ -533,27 +516,7 @@
                 <w14:ligatures w14:val="none"/>
               </w:rPr>
               <w:lastRenderedPageBreak/>
-              <w:t xml:space="preserve">Expanded </w:t>
-            </w:r>
-            <w:proofErr w:type="spellStart"/>
-            <w:r>
-              <w:rPr>
-                <w:rFonts w:ascii="Times New Roman" w:eastAsia="Times New Roman" w:hAnsi="Times New Roman" w:cs="Times New Roman"/>
-                <w:color w:val="0F1115"/>
-                <w:kern w:val="0"/>
-                <w14:ligatures w14:val="none"/>
-              </w:rPr>
-              <w:t>Veryfi</w:t>
-            </w:r>
-            <w:proofErr w:type="spellEnd"/>
-            <w:r>
-              <w:rPr>
-                <w:rFonts w:ascii="Times New Roman" w:eastAsia="Times New Roman" w:hAnsi="Times New Roman" w:cs="Times New Roman"/>
-                <w:color w:val="0F1115"/>
-                <w:kern w:val="0"/>
-                <w14:ligatures w14:val="none"/>
-              </w:rPr>
-              <w:t xml:space="preserve"> category mapping for automatic receipt categorization.</w:t>
+              <w:t>Expanded Veryfi category mapping for automatic receipt categorization.</w:t>
             </w:r>
           </w:p>
           <w:p>
@@ -731,7 +694,7 @@
 </file>
 
 <file path=word/numbering.xml><?xml version="1.0" encoding="utf-8"?>
-<w:numbering xmlns:wpc="http://schemas.microsoft.com/office/word/2010/wordprocessingCanvas" xmlns:cx="http://schemas.microsoft.com/office/drawing/2014/chartex" xmlns:cx1="http://schemas.microsoft.com/office/drawing/2015/9/8/chartex" xmlns:cx2="http://schemas.microsoft.com/office/drawing/2015/10/21/chartex" xmlns:cx3="http://schemas.microsoft.com/office/drawing/2016/5/9/chartex" xmlns:cx4="http://schemas.microsoft.com/office/drawing/2016/5/10/chartex" xmlns:cx5="http://schemas.microsoft.com/office/drawing/2016/5/11/chartex" xmlns:cx6="http://schemas.microsoft.com/office/drawing/2016/5/12/chartex" xmlns:cx7="http://schemas.microsoft.com/office/drawing/2016/5/13/chartex" xmlns:cx8="http://schemas.microsoft.com/office/drawing/2016/5/14/chartex" xmlns:mc="http://schemas.openxmlformats.org/markup-compatibility/2006" xmlns:aink="http://schemas.microsoft.com/office/drawing/2016/ink" xmlns:am3d="http://schemas.microsoft.com/office/drawing/2017/model3d" xmlns:o="urn:schemas-microsoft-com:office:office" xmlns:oel="http://schemas.microsoft.com/office/2019/extlst" xmlns:r="http://schemas.openxmlformats.org/officeDocument/2006/relationships" xmlns:m="http://schemas.openxmlformats.org/officeDocument/2006/math" xmlns:v="urn:schemas-microsoft-com:vml" xmlns:wp14="http://schemas.microsoft.com/office/word/2010/wordprocessingDrawing" xmlns:wp="http://schemas.openxmlformats.org/drawingml/2006/wordprocessingDrawing" xmlns:w10="urn:schemas-microsoft-com:office:word" xmlns:w="http://schemas.openxmlformats.org/wordprocessingml/2006/main" xmlns:w14="http://schemas.microsoft.com/office/word/2010/wordml" xmlns:w15="http://schemas.microsoft.com/office/word/2012/wordml" xmlns:w16cex="http://schemas.microsoft.com/office/word/2018/wordml/cex" xmlns:w16cid="http://schemas.microsoft.com/office/word/2016/wordml/cid" xmlns:w16="http://schemas.microsoft.com/office/word/2018/wordml" xmlns:w16du="http://schemas.microsoft.com/office/word/2023/wordml/word16du" xmlns:w16sdtdh="http://schemas.microsoft.com/office/word/2020/wordml/sdtdatahash" xmlns:w16sdtfl="http://schemas.microsoft.com/office/word/2024/wordml/sdtformatlock" xmlns:w16se="http://schemas.microsoft.com/office/word/2015/wordml/symex" xmlns:wpg="http://schemas.microsoft.com/office/word/2010/wordprocessingGroup" xmlns:wpi="http://schemas.microsoft.com/office/word/2010/wordprocessingInk" xmlns:wne="http://schemas.microsoft.com/office/word/2006/wordml" xmlns:wps="http://schemas.microsoft.com/office/word/2010/wordprocessingShape" mc:Ignorable="w14 w15 w16se w16cid w16 w16cex w16sdtdh w16sdtfl w16du wp14">
+<w:numbering xmlns:wpc="http://schemas.microsoft.com/office/word/2010/wordprocessingCanvas" xmlns:cx="http://schemas.microsoft.com/office/drawing/2014/chartex" xmlns:cx1="http://schemas.microsoft.com/office/drawing/2015/9/8/chartex" xmlns:cx2="http://schemas.microsoft.com/office/drawing/2015/10/21/chartex" xmlns:cx3="http://schemas.microsoft.com/office/drawing/2016/5/9/chartex" xmlns:cx4="http://schemas.microsoft.com/office/drawing/2016/5/10/chartex" xmlns:cx5="http://schemas.microsoft.com/office/drawing/2016/5/11/chartex" xmlns:cx6="http://schemas.microsoft.com/office/drawing/2016/5/12/chartex" xmlns:cx7="http://schemas.microsoft.com/office/drawing/2016/5/13/chartex" xmlns:cx8="http://schemas.microsoft.com/office/drawing/2016/5/14/chartex" xmlns:mc="http://schemas.openxmlformats.org/markup-compatibility/2006" xmlns:aink="http://schemas.microsoft.com/office/drawing/2016/ink" xmlns:am3d="http://schemas.microsoft.com/office/drawing/2017/model3d" xmlns:o="urn:schemas-microsoft-com:office:office" xmlns:oel="http://schemas.microsoft.com/office/2019/extlst" xmlns:r="http://schemas.openxmlformats.org/officeDocument/2006/relationships" xmlns:m="http://schemas.openxmlformats.org/officeDocument/2006/math" xmlns:v="urn:schemas-microsoft-com:vml" xmlns:wp14="http://schemas.microsoft.com/office/word/2010/wordprocessingDrawing" xmlns:wp="http://schemas.openxmlformats.org/drawingml/2006/wordprocessingDrawing" xmlns:w10="urn:schemas-microsoft-com:office:word" xmlns:w="http://schemas.openxmlformats.org/wordprocessingml/2006/main" xmlns:w14="http://schemas.microsoft.com/office/word/2010/wordml" xmlns:w15="http://schemas.microsoft.com/office/word/2012/wordml" xmlns:w16cex="http://schemas.microsoft.com/office/word/2018/wordml/cex" xmlns:w16cid="http://schemas.microsoft.com/office/word/2016/wordml/cid" xmlns:w16="http://schemas.microsoft.com/office/word/2018/wordml" xmlns:w16du="http://schemas.microsoft.com/office/word/2023/wordml/word16du" xmlns:w16sdtdh="http://schemas.microsoft.com/office/word/2020/wordml/sdtdatahash" xmlns:w16se="http://schemas.microsoft.com/office/word/2015/wordml/symex" xmlns:wpg="http://schemas.microsoft.com/office/word/2010/wordprocessingGroup" xmlns:wpi="http://schemas.microsoft.com/office/word/2010/wordprocessingInk" xmlns:wne="http://schemas.microsoft.com/office/word/2006/wordml" xmlns:wps="http://schemas.microsoft.com/office/word/2010/wordprocessingShape" mc:Ignorable="w14 w15 w16se w16cid w16 w16cex w16sdtdh w16du wp14">
   <w:abstractNum w:abstractNumId="0" w15:restartNumberingAfterBreak="0">
     <w:nsid w:val="3D1A6092"/>
     <w:multiLevelType w:val="multilevel"/>
@@ -1013,7 +976,7 @@
 </file>
 
 <file path=word/styles.xml><?xml version="1.0" encoding="utf-8"?>
-<w:styles xmlns:mc="http://schemas.openxmlformats.org/markup-compatibility/2006" xmlns:r="http://schemas.openxmlformats.org/officeDocument/2006/relationships" xmlns:w="http://schemas.openxmlformats.org/wordprocessingml/2006/main" xmlns:w14="http://schemas.microsoft.com/office/word/2010/wordml" xmlns:w15="http://schemas.microsoft.com/office/word/2012/wordml" xmlns:w16cex="http://schemas.microsoft.com/office/word/2018/wordml/cex" xmlns:w16cid="http://schemas.microsoft.com/office/word/2016/wordml/cid" xmlns:w16="http://schemas.microsoft.com/office/word/2018/wordml" xmlns:w16du="http://schemas.microsoft.com/office/word/2023/wordml/word16du" xmlns:w16sdtdh="http://schemas.microsoft.com/office/word/2020/wordml/sdtdatahash" xmlns:w16sdtfl="http://schemas.microsoft.com/office/word/2024/wordml/sdtformatlock" xmlns:w16se="http://schemas.microsoft.com/office/word/2015/wordml/symex" mc:Ignorable="w14 w15 w16se w16cid w16 w16cex w16sdtdh w16sdtfl w16du">
+<w:styles xmlns:mc="http://schemas.openxmlformats.org/markup-compatibility/2006" xmlns:r="http://schemas.openxmlformats.org/officeDocument/2006/relationships" xmlns:w="http://schemas.openxmlformats.org/wordprocessingml/2006/main" xmlns:w14="http://schemas.microsoft.com/office/word/2010/wordml" xmlns:w15="http://schemas.microsoft.com/office/word/2012/wordml" xmlns:w16cex="http://schemas.microsoft.com/office/word/2018/wordml/cex" xmlns:w16cid="http://schemas.microsoft.com/office/word/2016/wordml/cid" xmlns:w16="http://schemas.microsoft.com/office/word/2018/wordml" xmlns:w16du="http://schemas.microsoft.com/office/word/2023/wordml/word16du" xmlns:w16sdtdh="http://schemas.microsoft.com/office/word/2020/wordml/sdtdatahash" xmlns:w16se="http://schemas.microsoft.com/office/word/2015/wordml/symex" mc:Ignorable="w14 w15 w16se w16cid w16 w16cex w16sdtdh w16du">
   <w:docDefaults>
     <w:rPrDefault>
       <w:rPr>

--- a/docs/phase4/ai-usage.docx
+++ b/docs/phase4/ai-usage.docx
@@ -209,6 +209,18 @@
                 <w:rFonts w:ascii="Times New Roman" w:hAnsi="Times New Roman" w:cs="Times New Roman"/>
               </w:rPr>
             </w:pPr>
+            <w:r>
+              <w:rPr>
+                <w:rFonts w:ascii="Times New Roman" w:hAnsi="Times New Roman" w:cs="Times New Roman"/>
+              </w:rPr>
+              <w:t>AI was used to understand how to fill out the lesson learned document and what I should include in every section</w:t>
+            </w:r>
+            <w:r>
+              <w:rPr>
+                <w:rFonts w:ascii="Times New Roman" w:hAnsi="Times New Roman" w:cs="Times New Roman"/>
+              </w:rPr>
+              <w:t>.</w:t>
+            </w:r>
           </w:p>
         </w:tc>
       </w:tr>

--- a/docs/phase4/ai-usage.docx
+++ b/docs/phase4/ai-usage.docx
@@ -1,6 +1,6 @@
 
 <file path=word/document.xml><?xml version="1.0" encoding="utf-8"?>
-<w:document xmlns:wpc="http://schemas.microsoft.com/office/word/2010/wordprocessingCanvas" xmlns:cx="http://schemas.microsoft.com/office/drawing/2014/chartex" xmlns:cx1="http://schemas.microsoft.com/office/drawing/2015/9/8/chartex" xmlns:cx2="http://schemas.microsoft.com/office/drawing/2015/10/21/chartex" xmlns:cx3="http://schemas.microsoft.com/office/drawing/2016/5/9/chartex" xmlns:cx4="http://schemas.microsoft.com/office/drawing/2016/5/10/chartex" xmlns:cx5="http://schemas.microsoft.com/office/drawing/2016/5/11/chartex" xmlns:cx6="http://schemas.microsoft.com/office/drawing/2016/5/12/chartex" xmlns:cx7="http://schemas.microsoft.com/office/drawing/2016/5/13/chartex" xmlns:cx8="http://schemas.microsoft.com/office/drawing/2016/5/14/chartex" xmlns:mc="http://schemas.openxmlformats.org/markup-compatibility/2006" xmlns:aink="http://schemas.microsoft.com/office/drawing/2016/ink" xmlns:am3d="http://schemas.microsoft.com/office/drawing/2017/model3d" xmlns:o="urn:schemas-microsoft-com:office:office" xmlns:oel="http://schemas.microsoft.com/office/2019/extlst" xmlns:r="http://schemas.openxmlformats.org/officeDocument/2006/relationships" xmlns:m="http://schemas.openxmlformats.org/officeDocument/2006/math" xmlns:v="urn:schemas-microsoft-com:vml" xmlns:wp14="http://schemas.microsoft.com/office/word/2010/wordprocessingDrawing" xmlns:wp="http://schemas.openxmlformats.org/drawingml/2006/wordprocessingDrawing" xmlns:w10="urn:schemas-microsoft-com:office:word" xmlns:w="http://schemas.openxmlformats.org/wordprocessingml/2006/main" xmlns:w14="http://schemas.microsoft.com/office/word/2010/wordml" xmlns:w15="http://schemas.microsoft.com/office/word/2012/wordml" xmlns:w16cex="http://schemas.microsoft.com/office/word/2018/wordml/cex" xmlns:w16cid="http://schemas.microsoft.com/office/word/2016/wordml/cid" xmlns:w16="http://schemas.microsoft.com/office/word/2018/wordml" xmlns:w16du="http://schemas.microsoft.com/office/word/2023/wordml/word16du" xmlns:w16sdtdh="http://schemas.microsoft.com/office/word/2020/wordml/sdtdatahash" xmlns:w16se="http://schemas.microsoft.com/office/word/2015/wordml/symex" xmlns:wpg="http://schemas.microsoft.com/office/word/2010/wordprocessingGroup" xmlns:wpi="http://schemas.microsoft.com/office/word/2010/wordprocessingInk" xmlns:wne="http://schemas.microsoft.com/office/word/2006/wordml" xmlns:wps="http://schemas.microsoft.com/office/word/2010/wordprocessingShape" mc:Ignorable="w14 w15 w16se w16cid w16 w16cex w16sdtdh w16du wp14">
+<w:document xmlns:wpc="http://schemas.microsoft.com/office/word/2010/wordprocessingCanvas" xmlns:cx="http://schemas.microsoft.com/office/drawing/2014/chartex" xmlns:cx1="http://schemas.microsoft.com/office/drawing/2015/9/8/chartex" xmlns:cx2="http://schemas.microsoft.com/office/drawing/2015/10/21/chartex" xmlns:cx3="http://schemas.microsoft.com/office/drawing/2016/5/9/chartex" xmlns:cx4="http://schemas.microsoft.com/office/drawing/2016/5/10/chartex" xmlns:cx5="http://schemas.microsoft.com/office/drawing/2016/5/11/chartex" xmlns:cx6="http://schemas.microsoft.com/office/drawing/2016/5/12/chartex" xmlns:cx7="http://schemas.microsoft.com/office/drawing/2016/5/13/chartex" xmlns:cx8="http://schemas.microsoft.com/office/drawing/2016/5/14/chartex" xmlns:mc="http://schemas.openxmlformats.org/markup-compatibility/2006" xmlns:aink="http://schemas.microsoft.com/office/drawing/2016/ink" xmlns:am3d="http://schemas.microsoft.com/office/drawing/2017/model3d" xmlns:o="urn:schemas-microsoft-com:office:office" xmlns:oel="http://schemas.microsoft.com/office/2019/extlst" xmlns:r="http://schemas.openxmlformats.org/officeDocument/2006/relationships" xmlns:m="http://schemas.openxmlformats.org/officeDocument/2006/math" xmlns:v="urn:schemas-microsoft-com:vml" xmlns:wp14="http://schemas.microsoft.com/office/word/2010/wordprocessingDrawing" xmlns:wp="http://schemas.openxmlformats.org/drawingml/2006/wordprocessingDrawing" xmlns:w10="urn:schemas-microsoft-com:office:word" xmlns:w="http://schemas.openxmlformats.org/wordprocessingml/2006/main" xmlns:w14="http://schemas.microsoft.com/office/word/2010/wordml" xmlns:w15="http://schemas.microsoft.com/office/word/2012/wordml" xmlns:w16cex="http://schemas.microsoft.com/office/word/2018/wordml/cex" xmlns:w16cid="http://schemas.microsoft.com/office/word/2016/wordml/cid" xmlns:w16="http://schemas.microsoft.com/office/word/2018/wordml" xmlns:w16du="http://schemas.microsoft.com/office/word/2023/wordml/word16du" xmlns:w16sdtdh="http://schemas.microsoft.com/office/word/2020/wordml/sdtdatahash" xmlns:w16sdtfl="http://schemas.microsoft.com/office/word/2024/wordml/sdtformatlock" xmlns:w16se="http://schemas.microsoft.com/office/word/2015/wordml/symex" xmlns:wpg="http://schemas.microsoft.com/office/word/2010/wordprocessingGroup" xmlns:wpi="http://schemas.microsoft.com/office/word/2010/wordprocessingInk" xmlns:wne="http://schemas.microsoft.com/office/word/2006/wordml" xmlns:wps="http://schemas.microsoft.com/office/word/2010/wordprocessingShape" mc:Ignorable="w14 w15 w16se w16cid w16 w16cex w16sdtdh w16sdtfl w16du wp14">
   <w:body>
     <w:p>
       <w:pPr>
@@ -209,6 +209,18 @@
                 <w:rFonts w:ascii="Times New Roman" w:hAnsi="Times New Roman" w:cs="Times New Roman"/>
               </w:rPr>
             </w:pPr>
+            <w:r>
+              <w:rPr>
+                <w:rFonts w:ascii="Times New Roman" w:hAnsi="Times New Roman" w:cs="Times New Roman"/>
+              </w:rPr>
+              <w:t xml:space="preserve">Used AI to help create the lessons learned document and understand what to put into the document. </w:t>
+            </w:r>
+            <w:r>
+              <w:rPr>
+                <w:rFonts w:ascii="Times New Roman" w:hAnsi="Times New Roman" w:cs="Times New Roman"/>
+              </w:rPr>
+              <w:t xml:space="preserve">I also used it to assist in designing the PowerPoint(as it has an AI in it that gives suggested designs). </w:t>
+            </w:r>
           </w:p>
         </w:tc>
       </w:tr>
@@ -387,7 +399,21 @@
               <w:rPr>
                 <w:rFonts w:ascii="Times New Roman" w:hAnsi="Times New Roman" w:cs="Times New Roman"/>
               </w:rPr>
-              <w:t>I used AI to help me write the budget js file and help with creating the program for DB. I used it for debugging when the program would not run and see what suggestions AI would have to fix the problems.</w:t>
+              <w:t xml:space="preserve">I used AI to help me write the budget </w:t>
+            </w:r>
+            <w:proofErr w:type="spellStart"/>
+            <w:r>
+              <w:rPr>
+                <w:rFonts w:ascii="Times New Roman" w:hAnsi="Times New Roman" w:cs="Times New Roman"/>
+              </w:rPr>
+              <w:t>js</w:t>
+            </w:r>
+            <w:proofErr w:type="spellEnd"/>
+            <w:r>
+              <w:rPr>
+                <w:rFonts w:ascii="Times New Roman" w:hAnsi="Times New Roman" w:cs="Times New Roman"/>
+              </w:rPr>
+              <w:t xml:space="preserve"> file and help with creating the program for DB. I used it for debugging when the program would not run and see what suggestions AI would have to fix the problems.</w:t>
             </w:r>
           </w:p>
         </w:tc>
@@ -416,12 +442,28 @@
                 <w:rFonts w:ascii="Times New Roman" w:hAnsi="Times New Roman" w:cs="Times New Roman"/>
               </w:rPr>
             </w:pPr>
+            <w:proofErr w:type="spellStart"/>
             <w:r>
               <w:rPr>
                 <w:rFonts w:ascii="Times New Roman" w:eastAsia="Aptos" w:hAnsi="Times New Roman" w:cs="Times New Roman"/>
               </w:rPr>
-              <w:t>Roumaysae Jerari</w:t>
-            </w:r>
+              <w:t>Roumaysae</w:t>
+            </w:r>
+            <w:proofErr w:type="spellEnd"/>
+            <w:r>
+              <w:rPr>
+                <w:rFonts w:ascii="Times New Roman" w:eastAsia="Aptos" w:hAnsi="Times New Roman" w:cs="Times New Roman"/>
+              </w:rPr>
+              <w:t xml:space="preserve"> </w:t>
+            </w:r>
+            <w:proofErr w:type="spellStart"/>
+            <w:r>
+              <w:rPr>
+                <w:rFonts w:ascii="Times New Roman" w:eastAsia="Aptos" w:hAnsi="Times New Roman" w:cs="Times New Roman"/>
+              </w:rPr>
+              <w:t>Jerari</w:t>
+            </w:r>
+            <w:proofErr w:type="spellEnd"/>
           </w:p>
         </w:tc>
         <w:tc>
@@ -515,8 +557,27 @@
                 <w:kern w:val="0"/>
                 <w14:ligatures w14:val="none"/>
               </w:rPr>
-              <w:lastRenderedPageBreak/>
-              <w:t>Expanded Veryfi category mapping for automatic receipt categorization.</w:t>
+              <w:t xml:space="preserve">Expanded </w:t>
+            </w:r>
+            <w:proofErr w:type="spellStart"/>
+            <w:r>
+              <w:rPr>
+                <w:rFonts w:ascii="Times New Roman" w:eastAsia="Times New Roman" w:hAnsi="Times New Roman" w:cs="Times New Roman"/>
+                <w:color w:val="0F1115"/>
+                <w:kern w:val="0"/>
+                <w14:ligatures w14:val="none"/>
+              </w:rPr>
+              <w:t>Veryfi</w:t>
+            </w:r>
+            <w:proofErr w:type="spellEnd"/>
+            <w:r>
+              <w:rPr>
+                <w:rFonts w:ascii="Times New Roman" w:eastAsia="Times New Roman" w:hAnsi="Times New Roman" w:cs="Times New Roman"/>
+                <w:color w:val="0F1115"/>
+                <w:kern w:val="0"/>
+                <w14:ligatures w14:val="none"/>
+              </w:rPr>
+              <w:t xml:space="preserve"> category mapping for automatic receipt categorization.</w:t>
             </w:r>
           </w:p>
           <w:p>
@@ -694,7 +755,7 @@
 </file>
 
 <file path=word/numbering.xml><?xml version="1.0" encoding="utf-8"?>
-<w:numbering xmlns:wpc="http://schemas.microsoft.com/office/word/2010/wordprocessingCanvas" xmlns:cx="http://schemas.microsoft.com/office/drawing/2014/chartex" xmlns:cx1="http://schemas.microsoft.com/office/drawing/2015/9/8/chartex" xmlns:cx2="http://schemas.microsoft.com/office/drawing/2015/10/21/chartex" xmlns:cx3="http://schemas.microsoft.com/office/drawing/2016/5/9/chartex" xmlns:cx4="http://schemas.microsoft.com/office/drawing/2016/5/10/chartex" xmlns:cx5="http://schemas.microsoft.com/office/drawing/2016/5/11/chartex" xmlns:cx6="http://schemas.microsoft.com/office/drawing/2016/5/12/chartex" xmlns:cx7="http://schemas.microsoft.com/office/drawing/2016/5/13/chartex" xmlns:cx8="http://schemas.microsoft.com/office/drawing/2016/5/14/chartex" xmlns:mc="http://schemas.openxmlformats.org/markup-compatibility/2006" xmlns:aink="http://schemas.microsoft.com/office/drawing/2016/ink" xmlns:am3d="http://schemas.microsoft.com/office/drawing/2017/model3d" xmlns:o="urn:schemas-microsoft-com:office:office" xmlns:oel="http://schemas.microsoft.com/office/2019/extlst" xmlns:r="http://schemas.openxmlformats.org/officeDocument/2006/relationships" xmlns:m="http://schemas.openxmlformats.org/officeDocument/2006/math" xmlns:v="urn:schemas-microsoft-com:vml" xmlns:wp14="http://schemas.microsoft.com/office/word/2010/wordprocessingDrawing" xmlns:wp="http://schemas.openxmlformats.org/drawingml/2006/wordprocessingDrawing" xmlns:w10="urn:schemas-microsoft-com:office:word" xmlns:w="http://schemas.openxmlformats.org/wordprocessingml/2006/main" xmlns:w14="http://schemas.microsoft.com/office/word/2010/wordml" xmlns:w15="http://schemas.microsoft.com/office/word/2012/wordml" xmlns:w16cex="http://schemas.microsoft.com/office/word/2018/wordml/cex" xmlns:w16cid="http://schemas.microsoft.com/office/word/2016/wordml/cid" xmlns:w16="http://schemas.microsoft.com/office/word/2018/wordml" xmlns:w16du="http://schemas.microsoft.com/office/word/2023/wordml/word16du" xmlns:w16sdtdh="http://schemas.microsoft.com/office/word/2020/wordml/sdtdatahash" xmlns:w16se="http://schemas.microsoft.com/office/word/2015/wordml/symex" xmlns:wpg="http://schemas.microsoft.com/office/word/2010/wordprocessingGroup" xmlns:wpi="http://schemas.microsoft.com/office/word/2010/wordprocessingInk" xmlns:wne="http://schemas.microsoft.com/office/word/2006/wordml" xmlns:wps="http://schemas.microsoft.com/office/word/2010/wordprocessingShape" mc:Ignorable="w14 w15 w16se w16cid w16 w16cex w16sdtdh w16du wp14">
+<w:numbering xmlns:wpc="http://schemas.microsoft.com/office/word/2010/wordprocessingCanvas" xmlns:cx="http://schemas.microsoft.com/office/drawing/2014/chartex" xmlns:cx1="http://schemas.microsoft.com/office/drawing/2015/9/8/chartex" xmlns:cx2="http://schemas.microsoft.com/office/drawing/2015/10/21/chartex" xmlns:cx3="http://schemas.microsoft.com/office/drawing/2016/5/9/chartex" xmlns:cx4="http://schemas.microsoft.com/office/drawing/2016/5/10/chartex" xmlns:cx5="http://schemas.microsoft.com/office/drawing/2016/5/11/chartex" xmlns:cx6="http://schemas.microsoft.com/office/drawing/2016/5/12/chartex" xmlns:cx7="http://schemas.microsoft.com/office/drawing/2016/5/13/chartex" xmlns:cx8="http://schemas.microsoft.com/office/drawing/2016/5/14/chartex" xmlns:mc="http://schemas.openxmlformats.org/markup-compatibility/2006" xmlns:aink="http://schemas.microsoft.com/office/drawing/2016/ink" xmlns:am3d="http://schemas.microsoft.com/office/drawing/2017/model3d" xmlns:o="urn:schemas-microsoft-com:office:office" xmlns:oel="http://schemas.microsoft.com/office/2019/extlst" xmlns:r="http://schemas.openxmlformats.org/officeDocument/2006/relationships" xmlns:m="http://schemas.openxmlformats.org/officeDocument/2006/math" xmlns:v="urn:schemas-microsoft-com:vml" xmlns:wp14="http://schemas.microsoft.com/office/word/2010/wordprocessingDrawing" xmlns:wp="http://schemas.openxmlformats.org/drawingml/2006/wordprocessingDrawing" xmlns:w10="urn:schemas-microsoft-com:office:word" xmlns:w="http://schemas.openxmlformats.org/wordprocessingml/2006/main" xmlns:w14="http://schemas.microsoft.com/office/word/2010/wordml" xmlns:w15="http://schemas.microsoft.com/office/word/2012/wordml" xmlns:w16cex="http://schemas.microsoft.com/office/word/2018/wordml/cex" xmlns:w16cid="http://schemas.microsoft.com/office/word/2016/wordml/cid" xmlns:w16="http://schemas.microsoft.com/office/word/2018/wordml" xmlns:w16du="http://schemas.microsoft.com/office/word/2023/wordml/word16du" xmlns:w16sdtdh="http://schemas.microsoft.com/office/word/2020/wordml/sdtdatahash" xmlns:w16sdtfl="http://schemas.microsoft.com/office/word/2024/wordml/sdtformatlock" xmlns:w16se="http://schemas.microsoft.com/office/word/2015/wordml/symex" xmlns:wpg="http://schemas.microsoft.com/office/word/2010/wordprocessingGroup" xmlns:wpi="http://schemas.microsoft.com/office/word/2010/wordprocessingInk" xmlns:wne="http://schemas.microsoft.com/office/word/2006/wordml" xmlns:wps="http://schemas.microsoft.com/office/word/2010/wordprocessingShape" mc:Ignorable="w14 w15 w16se w16cid w16 w16cex w16sdtdh w16sdtfl w16du wp14">
   <w:abstractNum w:abstractNumId="0" w15:restartNumberingAfterBreak="0">
     <w:nsid w:val="3D1A6092"/>
     <w:multiLevelType w:val="multilevel"/>
@@ -976,7 +1037,7 @@
 </file>
 
 <file path=word/styles.xml><?xml version="1.0" encoding="utf-8"?>
-<w:styles xmlns:mc="http://schemas.openxmlformats.org/markup-compatibility/2006" xmlns:r="http://schemas.openxmlformats.org/officeDocument/2006/relationships" xmlns:w="http://schemas.openxmlformats.org/wordprocessingml/2006/main" xmlns:w14="http://schemas.microsoft.com/office/word/2010/wordml" xmlns:w15="http://schemas.microsoft.com/office/word/2012/wordml" xmlns:w16cex="http://schemas.microsoft.com/office/word/2018/wordml/cex" xmlns:w16cid="http://schemas.microsoft.com/office/word/2016/wordml/cid" xmlns:w16="http://schemas.microsoft.com/office/word/2018/wordml" xmlns:w16du="http://schemas.microsoft.com/office/word/2023/wordml/word16du" xmlns:w16sdtdh="http://schemas.microsoft.com/office/word/2020/wordml/sdtdatahash" xmlns:w16se="http://schemas.microsoft.com/office/word/2015/wordml/symex" mc:Ignorable="w14 w15 w16se w16cid w16 w16cex w16sdtdh w16du">
+<w:styles xmlns:mc="http://schemas.openxmlformats.org/markup-compatibility/2006" xmlns:r="http://schemas.openxmlformats.org/officeDocument/2006/relationships" xmlns:w="http://schemas.openxmlformats.org/wordprocessingml/2006/main" xmlns:w14="http://schemas.microsoft.com/office/word/2010/wordml" xmlns:w15="http://schemas.microsoft.com/office/word/2012/wordml" xmlns:w16cex="http://schemas.microsoft.com/office/word/2018/wordml/cex" xmlns:w16cid="http://schemas.microsoft.com/office/word/2016/wordml/cid" xmlns:w16="http://schemas.microsoft.com/office/word/2018/wordml" xmlns:w16du="http://schemas.microsoft.com/office/word/2023/wordml/word16du" xmlns:w16sdtdh="http://schemas.microsoft.com/office/word/2020/wordml/sdtdatahash" xmlns:w16sdtfl="http://schemas.microsoft.com/office/word/2024/wordml/sdtformatlock" xmlns:w16se="http://schemas.microsoft.com/office/word/2015/wordml/symex" mc:Ignorable="w14 w15 w16se w16cid w16 w16cex w16sdtdh w16sdtfl w16du">
   <w:docDefaults>
     <w:rPrDefault>
       <w:rPr>
